--- a/var/templates_docx/E-221.docx
+++ b/var/templates_docx/E-221.docx
@@ -1803,6 +1803,276 @@
     </w:p>
     <w:bookmarkEnd w:id="37"/>
     <w:bookmarkEnd w:id="38"/>
+    <w:p/>
+    <w:p>
+      <w:r>
+        <w:rPr>
+          <w:b/>
+          <w:color w:val="0B1F3A"/>
+          <w:sz w:val="24"/>
+        </w:rPr>
+        <w:t>APROBACIONES Y FIRMAS</w:t>
+      </w:r>
+    </w:p>
+    <w:p>
+      <w:r>
+        <w:rPr>
+          <w:b w:val="0"/>
+          <w:color w:val="0B1F3A"/>
+          <w:sz w:val="20"/>
+        </w:rPr>
+        <w:t>El presente documento se aprueba mediante las firmas de los intervinientes que se relacionan a continuación. Cuando la firma se realiza digitalmente a través del portal del proyecto, el hash SHA-256 y el código QR de verificación se consignan bajo el nombre del firmante.</w:t>
+      </w:r>
+    </w:p>
+    <w:tbl>
+      <w:tblPr>
+        <w:tblW w:type="auto" w:w="0"/>
+        <w:jc w:val="center"/>
+        <w:tblLook w:firstColumn="1" w:firstRow="1" w:lastColumn="0" w:lastRow="0" w:noHBand="0" w:noVBand="1" w:val="04A0"/>
+      </w:tblPr>
+      <w:tblGrid>
+        <w:gridCol w:w="4680"/>
+        <w:gridCol w:w="4680"/>
+      </w:tblGrid>
+      <w:tr>
+        <w:tc>
+          <w:tcPr>
+            <w:tcW w:type="dxa" w:w="4680"/>
+          </w:tcPr>
+          <w:p>
+            <w:pPr>
+              <w:jc w:val="center"/>
+            </w:pPr>
+            <w:r>
+              <w:rPr>
+                <w:b/>
+                <w:color w:val="0B1F3A"/>
+                <w:sz w:val="20"/>
+              </w:rPr>
+              <w:t>ELABORADO POR</w:t>
+            </w:r>
+          </w:p>
+        </w:tc>
+        <w:tc>
+          <w:tcPr>
+            <w:tcW w:type="dxa" w:w="4680"/>
+          </w:tcPr>
+          <w:p>
+            <w:pPr>
+              <w:jc w:val="center"/>
+            </w:pPr>
+            <w:r>
+              <w:rPr>
+                <w:b/>
+                <w:color w:val="0B1F3A"/>
+                <w:sz w:val="20"/>
+              </w:rPr>
+              <w:t>APROBADO POR</w:t>
+            </w:r>
+          </w:p>
+        </w:tc>
+      </w:tr>
+      <w:tr>
+        <w:tc>
+          <w:tcPr>
+            <w:tcW w:type="dxa" w:w="4680"/>
+          </w:tcPr>
+          <w:p>
+            <w:r>
+              <w:rPr>
+                <w:b/>
+                <w:color w:val="6B7280"/>
+                <w:sz w:val="18"/>
+              </w:rPr>
+              <w:t xml:space="preserve">Nombre: </w:t>
+            </w:r>
+            <w:r>
+              <w:rPr>
+                <w:b w:val="0"/>
+                <w:color w:val="0B1F3A"/>
+                <w:sz w:val="20"/>
+              </w:rPr>
+              <w:t>{{ firmas.elaborado.nombre }}</w:t>
+            </w:r>
+          </w:p>
+        </w:tc>
+        <w:tc>
+          <w:tcPr>
+            <w:tcW w:type="dxa" w:w="4680"/>
+          </w:tcPr>
+          <w:p>
+            <w:r>
+              <w:rPr>
+                <w:b/>
+                <w:color w:val="6B7280"/>
+                <w:sz w:val="18"/>
+              </w:rPr>
+              <w:t xml:space="preserve">Nombre: </w:t>
+            </w:r>
+            <w:r>
+              <w:rPr>
+                <w:b w:val="0"/>
+                <w:color w:val="0B1F3A"/>
+                <w:sz w:val="20"/>
+              </w:rPr>
+              <w:t>{{ firmas.revisado.nombre }}</w:t>
+            </w:r>
+          </w:p>
+        </w:tc>
+      </w:tr>
+      <w:tr>
+        <w:tc>
+          <w:tcPr>
+            <w:tcW w:type="dxa" w:w="4680"/>
+          </w:tcPr>
+          <w:p>
+            <w:r>
+              <w:rPr>
+                <w:b/>
+                <w:color w:val="6B7280"/>
+                <w:sz w:val="18"/>
+              </w:rPr>
+              <w:t xml:space="preserve">Cargo: </w:t>
+            </w:r>
+            <w:r>
+              <w:rPr>
+                <w:b w:val="0"/>
+                <w:color w:val="0B1F3A"/>
+                <w:sz w:val="20"/>
+              </w:rPr>
+              <w:t>{{ firmas.elaborado.cargo }}</w:t>
+            </w:r>
+          </w:p>
+        </w:tc>
+        <w:tc>
+          <w:tcPr>
+            <w:tcW w:type="dxa" w:w="4680"/>
+          </w:tcPr>
+          <w:p>
+            <w:r>
+              <w:rPr>
+                <w:b/>
+                <w:color w:val="6B7280"/>
+                <w:sz w:val="18"/>
+              </w:rPr>
+              <w:t xml:space="preserve">Cargo: </w:t>
+            </w:r>
+            <w:r>
+              <w:rPr>
+                <w:b w:val="0"/>
+                <w:color w:val="0B1F3A"/>
+                <w:sz w:val="20"/>
+              </w:rPr>
+              <w:t>{{ firmas.revisado.cargo }}</w:t>
+            </w:r>
+          </w:p>
+        </w:tc>
+      </w:tr>
+      <w:tr>
+        <w:tc>
+          <w:tcPr>
+            <w:tcW w:type="dxa" w:w="4680"/>
+          </w:tcPr>
+          <w:p>
+            <w:r>
+              <w:rPr>
+                <w:b/>
+                <w:color w:val="6B7280"/>
+                <w:sz w:val="18"/>
+              </w:rPr>
+              <w:t xml:space="preserve">Fecha: </w:t>
+            </w:r>
+            <w:r>
+              <w:rPr>
+                <w:b w:val="0"/>
+                <w:color w:val="0B1F3A"/>
+                <w:sz w:val="20"/>
+              </w:rPr>
+              <w:t>{{ firmas.elaborado.fecha }}</w:t>
+            </w:r>
+          </w:p>
+        </w:tc>
+        <w:tc>
+          <w:tcPr>
+            <w:tcW w:type="dxa" w:w="4680"/>
+          </w:tcPr>
+          <w:p>
+            <w:r>
+              <w:rPr>
+                <w:b/>
+                <w:color w:val="6B7280"/>
+                <w:sz w:val="18"/>
+              </w:rPr>
+              <w:t xml:space="preserve">Fecha: </w:t>
+            </w:r>
+            <w:r>
+              <w:rPr>
+                <w:b w:val="0"/>
+                <w:color w:val="0B1F3A"/>
+                <w:sz w:val="20"/>
+              </w:rPr>
+              <w:t>{{ firmas.revisado.fecha }}</w:t>
+            </w:r>
+          </w:p>
+        </w:tc>
+      </w:tr>
+      <w:tr>
+        <w:tc>
+          <w:tcPr>
+            <w:tcW w:type="dxa" w:w="4680"/>
+          </w:tcPr>
+          <w:p>
+            <w:r>
+              <w:rPr>
+                <w:b/>
+                <w:color w:val="6B7280"/>
+                <w:sz w:val="18"/>
+              </w:rPr>
+              <w:t xml:space="preserve">Firma: </w:t>
+            </w:r>
+            <w:r>
+              <w:rPr>
+                <w:b w:val="0"/>
+                <w:color w:val="0B1F3A"/>
+                <w:sz w:val="20"/>
+              </w:rPr>
+              <w:t>{{ firmas.elaborado.firma_marca }}</w:t>
+            </w:r>
+          </w:p>
+        </w:tc>
+        <w:tc>
+          <w:tcPr>
+            <w:tcW w:type="dxa" w:w="4680"/>
+          </w:tcPr>
+          <w:p>
+            <w:r>
+              <w:rPr>
+                <w:b/>
+                <w:color w:val="6B7280"/>
+                <w:sz w:val="18"/>
+              </w:rPr>
+              <w:t xml:space="preserve">Firma: </w:t>
+            </w:r>
+            <w:r>
+              <w:rPr>
+                <w:b w:val="0"/>
+                <w:color w:val="0B1F3A"/>
+                <w:sz w:val="20"/>
+              </w:rPr>
+              <w:t>{{ firmas.revisado.firma_marca }}</w:t>
+            </w:r>
+          </w:p>
+        </w:tc>
+      </w:tr>
+    </w:tbl>
+    <w:p>
+      <w:r>
+        <w:rPr>
+          <w:sz w:val="2"/>
+        </w:rPr>
+        <w:t>&lt;!--FX_SIG_V2--&gt;</w:t>
+      </w:r>
+    </w:p>
     <w:sectPr>
       <w:headerReference w:type="default" r:id="rId9"/>
       <w:footerReference w:type="default" r:id="rId10"/>
@@ -1990,7 +2260,7 @@
               <w:color w:val="6B7280"/>
               <w:sz w:val="18"/>
             </w:rPr>
-            <w:t>E-221 · Documento E-221</w:t>
+            <w:t>E-221 · PROCEDIMIENTO DE GESTIÓN DE LA INFORMACIÓN DOCUMENTADA DEL SGSI</w:t>
             <w:br/>
             <w:t>versión {{ proyecto.version_actual }}</w:t>
           </w:r>

--- a/var/templates_docx/E-221.docx
+++ b/var/templates_docx/E-221.docx
@@ -2,7 +2,7 @@
 <file path=word/document.xml><?xml version="1.0" encoding="utf-8"?>
 <w:document xmlns:w="http://schemas.openxmlformats.org/wordprocessingml/2006/main" xmlns:m="http://schemas.openxmlformats.org/officeDocument/2006/math" xmlns:r="http://schemas.openxmlformats.org/officeDocument/2006/relationships" xmlns:o="urn:schemas-microsoft-com:office:office" xmlns:v="urn:schemas-microsoft-com:vml" xmlns:w10="urn:schemas-microsoft-com:office:word" xmlns:a="http://schemas.openxmlformats.org/drawingml/2006/main" xmlns:pic="http://schemas.openxmlformats.org/drawingml/2006/picture" xmlns:wp="http://schemas.openxmlformats.org/drawingml/2006/wordprocessingDrawing">
   <w:body>
-    <w:bookmarkStart w:id="38" w:name="Xd4733beb83efdc43e10b9725a548039a297617b"/>
+    <w:bookmarkStart w:id="38" w:name="X818ad6e44478788089b4e7abbc2a52334c1f4c1"/>
     <w:p>
       <w:pPr>
         <w:pStyle w:val="Heading1"/>
@@ -20,7 +20,7 @@
           <w:bCs/>
           <w:b/>
         </w:rPr>
-        <w:t xml:space="preserve">Documento {{ proyecto.codigo_documento_base }}-203 — Versión {{ proyecto.version_actual }}</w:t>
+        <w:t xml:space="preserve">Documento {{ proyecto.codigo_documento_base }}-221 — Versión {{ proyecto.version_actual }}</w:t>
       </w:r>
     </w:p>
     <w:p>
@@ -30,7 +30,7 @@
         </w:pict>
       </w:r>
     </w:p>
-    <w:bookmarkStart w:id="20" w:name="objeto"/>
+    <w:bookmarkStart w:id="20" w:name="X9895ad7d6233bb46f1f1ab0c9c1393c5bec2388"/>
     <w:p>
       <w:pPr>
         <w:pStyle w:val="Heading2"/>
@@ -49,50 +49,38 @@
     </w:p>
     <w:p>
       <w:pPr>
-        <w:numPr>
-          <w:ilvl w:val="0"/>
-          <w:numId w:val="1001"/>
-        </w:numPr>
-      </w:pPr>
-      <w:r>
-        <w:t xml:space="preserve">Las personas que necesitan la información disponen de la versión correcta, vigente y aprobada.</w:t>
-      </w:r>
-    </w:p>
-    <w:p>
-      <w:pPr>
-        <w:numPr>
-          <w:ilvl w:val="0"/>
-          <w:numId w:val="1001"/>
-        </w:numPr>
-      </w:pPr>
-      <w:r>
-        <w:t xml:space="preserve">Los documentos obsoletos están identificados y retirados del uso.</w:t>
-      </w:r>
-    </w:p>
-    <w:p>
-      <w:pPr>
-        <w:numPr>
-          <w:ilvl w:val="0"/>
-          <w:numId w:val="1001"/>
-        </w:numPr>
-      </w:pPr>
-      <w:r>
-        <w:t xml:space="preserve">Se conservan las evidencias necesarias del funcionamiento del SGSI.</w:t>
-      </w:r>
-    </w:p>
-    <w:p>
-      <w:pPr>
-        <w:numPr>
-          <w:ilvl w:val="0"/>
-          <w:numId w:val="1001"/>
-        </w:numPr>
-      </w:pPr>
-      <w:r>
-        <w:t xml:space="preserve">Existe trazabilidad completa de las versiones, aprobaciones y modificaciones.</w:t>
+        <w:pStyle w:val="BodyText"/>
+      </w:pPr>
+      <w:r>
+        <w:t xml:space="preserve">a) Las personas que necesitan la información disponen de la versión correcta, vigente y aprobada.</w:t>
+      </w:r>
+    </w:p>
+    <w:p>
+      <w:pPr>
+        <w:pStyle w:val="BodyText"/>
+      </w:pPr>
+      <w:r>
+        <w:t xml:space="preserve">b) Los documentos obsoletos están identificados y retirados del uso.</w:t>
+      </w:r>
+    </w:p>
+    <w:p>
+      <w:pPr>
+        <w:pStyle w:val="BodyText"/>
+      </w:pPr>
+      <w:r>
+        <w:t xml:space="preserve">c) Se conservan las evidencias necesarias del funcionamiento del SGSI.</w:t>
+      </w:r>
+    </w:p>
+    <w:p>
+      <w:pPr>
+        <w:pStyle w:val="BodyText"/>
+      </w:pPr>
+      <w:r>
+        <w:t xml:space="preserve">d) Existe trazabilidad completa de las versiones, aprobaciones y modificaciones.</w:t>
       </w:r>
     </w:p>
     <w:bookmarkEnd w:id="20"/>
-    <w:bookmarkStart w:id="21" w:name="alcance"/>
+    <w:bookmarkStart w:id="21" w:name="X8c49890cab2394ad6fc610767a1938515fcd0ca"/>
     <w:p>
       <w:pPr>
         <w:pStyle w:val="Heading2"/>
@@ -111,11 +99,14 @@
     </w:p>
     <w:p>
       <w:pPr>
-        <w:numPr>
-          <w:ilvl w:val="0"/>
-          <w:numId w:val="1002"/>
-        </w:numPr>
-      </w:pPr>
+        <w:pStyle w:val="BodyText"/>
+      </w:pPr>
+      <w:r>
+        <w:t xml:space="preserve">a)</w:t>
+      </w:r>
+      <w:r>
+        <w:t xml:space="preserve"> </w:t>
+      </w:r>
       <w:r>
         <w:rPr>
           <w:bCs/>
@@ -127,16 +118,19 @@
         <w:t xml:space="preserve"> </w:t>
       </w:r>
       <w:r>
-        <w:t xml:space="preserve">la Política de Seguridad ({{ proyecto.codigo_documento_base }}-100), las políticas específicas (E-101 a E-126), los procedimientos (E-200 a E-2XX) y las instrucciones técnicas asociadas.</w:t>
-      </w:r>
-    </w:p>
-    <w:p>
-      <w:pPr>
-        <w:numPr>
-          <w:ilvl w:val="0"/>
-          <w:numId w:val="1002"/>
-        </w:numPr>
-      </w:pPr>
+        <w:t xml:space="preserve">la Política de Seguridad ({{ proyecto.codigo_documento_base }}-100), las políticas específicas (E-101 a E-126), los procedimientos (E-AR-001 a E-2XX) y las instrucciones técnicas asociadas.</w:t>
+      </w:r>
+    </w:p>
+    <w:p>
+      <w:pPr>
+        <w:pStyle w:val="BodyText"/>
+      </w:pPr>
+      <w:r>
+        <w:t xml:space="preserve">b)</w:t>
+      </w:r>
+      <w:r>
+        <w:t xml:space="preserve"> </w:t>
+      </w:r>
       <w:r>
         <w:rPr>
           <w:bCs/>
@@ -153,11 +147,14 @@
     </w:p>
     <w:p>
       <w:pPr>
-        <w:numPr>
-          <w:ilvl w:val="0"/>
-          <w:numId w:val="1002"/>
-        </w:numPr>
-      </w:pPr>
+        <w:pStyle w:val="BodyText"/>
+      </w:pPr>
+      <w:r>
+        <w:t xml:space="preserve">c)</w:t>
+      </w:r>
+      <w:r>
+        <w:t xml:space="preserve"> </w:t>
+      </w:r>
       <w:r>
         <w:rPr>
           <w:bCs/>
@@ -174,11 +171,14 @@
     </w:p>
     <w:p>
       <w:pPr>
-        <w:numPr>
-          <w:ilvl w:val="0"/>
-          <w:numId w:val="1002"/>
-        </w:numPr>
-      </w:pPr>
+        <w:pStyle w:val="BodyText"/>
+      </w:pPr>
+      <w:r>
+        <w:t xml:space="preserve">d)</w:t>
+      </w:r>
+      <w:r>
+        <w:t xml:space="preserve"> </w:t>
+      </w:r>
       <w:r>
         <w:rPr>
           <w:bCs/>
@@ -194,7 +194,7 @@
       </w:r>
     </w:p>
     <w:bookmarkEnd w:id="21"/>
-    <w:bookmarkStart w:id="22" w:name="X8483d0d9c87b2ca9b446777ecd71156c7de9233"/>
+    <w:bookmarkStart w:id="22" w:name="Xb5e8a93b9cd889b16827fa7fb2b0c904f2bb7eb"/>
     <w:p>
       <w:pPr>
         <w:pStyle w:val="Heading2"/>
@@ -214,7 +214,7 @@
     <w:tbl>
       <w:tblPr>
         <w:tblStyle w:val="Table"/>
-        <w:tblW w:type="pct" w:w="5000"/>
+        <w:tblW w:type="auto" w:w="0"/>
         <w:tblLook w:firstRow="1" w:lastRow="0" w:firstColumn="0" w:lastColumn="0" w:noHBand="0" w:noVBand="0" w:val="0020"/>
         <w:jc w:val="start"/>
       </w:tblPr>
@@ -398,7 +398,7 @@
               <w:jc w:val="left"/>
             </w:pPr>
             <w:r>
-              <w:t xml:space="preserve">{{ proyecto.codigo_documento_base }}-200 a -299</w:t>
+              <w:t xml:space="preserve">{{ proyecto.codigo_documento_base }}-AR-001 a -299</w:t>
             </w:r>
           </w:p>
         </w:tc>
@@ -579,7 +579,7 @@
       </w:tr>
     </w:tbl>
     <w:bookmarkEnd w:id="22"/>
-    <w:bookmarkStart w:id="30" w:name="ciclo-de-vida-de-los-documentos"/>
+    <w:bookmarkStart w:id="30" w:name="Xfffcaa1e2c182b6ea550c020a86a7b04bf7ee3a"/>
     <w:p>
       <w:pPr>
         <w:pStyle w:val="Heading2"/>
@@ -588,7 +588,7 @@
         <w:t xml:space="preserve">4. CICLO DE VIDA DE LOS DOCUMENTOS</w:t>
       </w:r>
     </w:p>
-    <w:bookmarkStart w:id="23" w:name="elaboración"/>
+    <w:bookmarkStart w:id="23" w:name="X00eb39b690738101b416b415ee4e5e2a5897ea1"/>
     <w:p>
       <w:pPr>
         <w:pStyle w:val="Heading3"/>
@@ -637,12 +637,448 @@
       <w:pPr>
         <w:numPr>
           <w:ilvl w:val="0"/>
-          <w:numId w:val="1003"/>
+          <w:numId w:val="1001"/>
         </w:numPr>
         <w:pStyle w:val="Compact"/>
       </w:pPr>
       <w:r>
         <w:t xml:space="preserve">Cabecera con código de documento, título, versión, fecha, clasificación y aprobador.</w:t>
+      </w:r>
+    </w:p>
+    <w:p>
+      <w:pPr>
+        <w:numPr>
+          <w:ilvl w:val="0"/>
+          <w:numId w:val="1001"/>
+        </w:numPr>
+        <w:pStyle w:val="Compact"/>
+      </w:pPr>
+      <w:r>
+        <w:t xml:space="preserve">Tabla de control de cambios.</w:t>
+      </w:r>
+    </w:p>
+    <w:p>
+      <w:pPr>
+        <w:numPr>
+          <w:ilvl w:val="0"/>
+          <w:numId w:val="1001"/>
+        </w:numPr>
+        <w:pStyle w:val="Compact"/>
+      </w:pPr>
+      <w:r>
+        <w:t xml:space="preserve">Cuerpo del documento con numeración decimal estilo BOE.</w:t>
+      </w:r>
+    </w:p>
+    <w:p>
+      <w:pPr>
+        <w:numPr>
+          <w:ilvl w:val="0"/>
+          <w:numId w:val="1001"/>
+        </w:numPr>
+        <w:pStyle w:val="Compact"/>
+      </w:pPr>
+      <w:r>
+        <w:t xml:space="preserve">Pie con código, versión y página.</w:t>
+      </w:r>
+    </w:p>
+    <w:bookmarkEnd w:id="23"/>
+    <w:bookmarkStart w:id="24" w:name="X82ce8e05c88f269e308792baa23b99aa36aa75b"/>
+    <w:p>
+      <w:pPr>
+        <w:pStyle w:val="Heading3"/>
+      </w:pPr>
+      <w:r>
+        <w:t xml:space="preserve">4.2 Revisión</w:t>
+      </w:r>
+    </w:p>
+    <w:p>
+      <w:pPr>
+        <w:pStyle w:val="FirstParagraph"/>
+      </w:pPr>
+      <w:r>
+        <w:rPr>
+          <w:bCs/>
+          <w:b/>
+        </w:rPr>
+        <w:t xml:space="preserve">Paso 3.</w:t>
+      </w:r>
+      <w:r>
+        <w:t xml:space="preserve"> </w:t>
+      </w:r>
+      <w:r>
+        <w:t xml:space="preserve">El borrador se somete a revisión por el Comité de Seguridad, que dispone de un plazo máximo de 15 días hábiles para emitir comentarios.</w:t>
+      </w:r>
+    </w:p>
+    <w:p>
+      <w:pPr>
+        <w:pStyle w:val="BodyText"/>
+      </w:pPr>
+      <w:r>
+        <w:rPr>
+          <w:bCs/>
+          <w:b/>
+        </w:rPr>
+        <w:t xml:space="preserve">Paso 4.</w:t>
+      </w:r>
+      <w:r>
+        <w:t xml:space="preserve"> </w:t>
+      </w:r>
+      <w:r>
+        <w:t xml:space="preserve">El Responsable de la Seguridad incorpora los comentarios procedentes y elabora la versión definitiva para aprobación.</w:t>
+      </w:r>
+    </w:p>
+    <w:bookmarkEnd w:id="24"/>
+    <w:bookmarkStart w:id="25" w:name="X87f99cdc7a635f80dca59c99b5169d08ebca201"/>
+    <w:p>
+      <w:pPr>
+        <w:pStyle w:val="Heading3"/>
+      </w:pPr>
+      <w:r>
+        <w:t xml:space="preserve">4.3 Aprobación</w:t>
+      </w:r>
+    </w:p>
+    <w:p>
+      <w:pPr>
+        <w:pStyle w:val="FirstParagraph"/>
+      </w:pPr>
+      <w:r>
+        <w:rPr>
+          <w:bCs/>
+          <w:b/>
+        </w:rPr>
+        <w:t xml:space="preserve">Paso 5.</w:t>
+      </w:r>
+      <w:r>
+        <w:t xml:space="preserve"> </w:t>
+      </w:r>
+      <w:r>
+        <w:t xml:space="preserve">El documento se eleva al órgano aprobador correspondiente según la tabla del apartado 3.</w:t>
+      </w:r>
+    </w:p>
+    <w:p>
+      <w:pPr>
+        <w:pStyle w:val="BodyText"/>
+      </w:pPr>
+      <w:r>
+        <w:rPr>
+          <w:bCs/>
+          <w:b/>
+        </w:rPr>
+        <w:t xml:space="preserve">Paso 6.</w:t>
+      </w:r>
+      <w:r>
+        <w:t xml:space="preserve"> </w:t>
+      </w:r>
+      <w:r>
+        <w:t xml:space="preserve">La aprobación queda registrada mediante:</w:t>
+      </w:r>
+    </w:p>
+    <w:p>
+      <w:pPr>
+        <w:numPr>
+          <w:ilvl w:val="0"/>
+          <w:numId w:val="1002"/>
+        </w:numPr>
+        <w:pStyle w:val="Compact"/>
+      </w:pPr>
+      <w:r>
+        <w:t xml:space="preserve">Acta firmada del órgano aprobador (cuando sea un órgano colegiado).</w:t>
+      </w:r>
+    </w:p>
+    <w:p>
+      <w:pPr>
+        <w:numPr>
+          <w:ilvl w:val="0"/>
+          <w:numId w:val="1002"/>
+        </w:numPr>
+        <w:pStyle w:val="Compact"/>
+      </w:pPr>
+      <w:r>
+        <w:t xml:space="preserve">Firma electrónica del aprobador (cuando sea individual).</w:t>
+      </w:r>
+    </w:p>
+    <w:p>
+      <w:pPr>
+        <w:numPr>
+          <w:ilvl w:val="0"/>
+          <w:numId w:val="1002"/>
+        </w:numPr>
+        <w:pStyle w:val="Compact"/>
+      </w:pPr>
+      <w:r>
+        <w:t xml:space="preserve">Hash SHA-256 del documento aprobado registrado en el repositorio del SGSI.</w:t>
+      </w:r>
+    </w:p>
+    <w:bookmarkEnd w:id="25"/>
+    <w:bookmarkStart w:id="26" w:name="X9ff4e2d85f4442ee208299e41e3ffc57cc6b868"/>
+    <w:p>
+      <w:pPr>
+        <w:pStyle w:val="Heading3"/>
+      </w:pPr>
+      <w:r>
+        <w:t xml:space="preserve">4.4 Publicación y distribución</w:t>
+      </w:r>
+    </w:p>
+    <w:p>
+      <w:pPr>
+        <w:pStyle w:val="FirstParagraph"/>
+      </w:pPr>
+      <w:r>
+        <w:rPr>
+          <w:bCs/>
+          <w:b/>
+        </w:rPr>
+        <w:t xml:space="preserve">Paso 7.</w:t>
+      </w:r>
+      <w:r>
+        <w:t xml:space="preserve"> </w:t>
+      </w:r>
+      <w:r>
+        <w:t xml:space="preserve">Una vez aprobado, el documento se publica en el</w:t>
+      </w:r>
+      <w:r>
+        <w:t xml:space="preserve"> </w:t>
+      </w:r>
+      <w:r>
+        <w:rPr>
+          <w:bCs/>
+          <w:b/>
+        </w:rPr>
+        <w:t xml:space="preserve">repositorio documental del SGSI</w:t>
+      </w:r>
+      <w:r>
+        <w:t xml:space="preserve">, accesible al personal con necesidad de saber según su clasificación.</w:t>
+      </w:r>
+    </w:p>
+    <w:p>
+      <w:pPr>
+        <w:pStyle w:val="BodyText"/>
+      </w:pPr>
+      <w:r>
+        <w:rPr>
+          <w:bCs/>
+          <w:b/>
+        </w:rPr>
+        <w:t xml:space="preserve">Paso 8.</w:t>
+      </w:r>
+      <w:r>
+        <w:t xml:space="preserve"> </w:t>
+      </w:r>
+      <w:r>
+        <w:t xml:space="preserve">Se notifica la publicación a todas las personas afectadas por su contenido, con acuse de recibo cuando proceda.</w:t>
+      </w:r>
+    </w:p>
+    <w:p>
+      <w:pPr>
+        <w:pStyle w:val="BodyText"/>
+      </w:pPr>
+      <w:r>
+        <w:rPr>
+          <w:bCs/>
+          <w:b/>
+        </w:rPr>
+        <w:t xml:space="preserve">Paso 9.</w:t>
+      </w:r>
+      <w:r>
+        <w:t xml:space="preserve"> </w:t>
+      </w:r>
+      <w:r>
+        <w:t xml:space="preserve">Las versiones impresas controladas, si las hubiera, se distribuyen únicamente a los titulares autorizados, con número de copia identificado.</w:t>
+      </w:r>
+    </w:p>
+    <w:bookmarkEnd w:id="26"/>
+    <w:bookmarkStart w:id="27" w:name="X2a34bf0d5591c8bdd9f76a10973b7c1b935e42b"/>
+    <w:p>
+      <w:pPr>
+        <w:pStyle w:val="Heading3"/>
+      </w:pPr>
+      <w:r>
+        <w:t xml:space="preserve">4.5 Consulta y uso</w:t>
+      </w:r>
+    </w:p>
+    <w:p>
+      <w:pPr>
+        <w:pStyle w:val="FirstParagraph"/>
+      </w:pPr>
+      <w:r>
+        <w:rPr>
+          <w:bCs/>
+          <w:b/>
+        </w:rPr>
+        <w:t xml:space="preserve">Paso 10.</w:t>
+      </w:r>
+      <w:r>
+        <w:t xml:space="preserve"> </w:t>
+      </w:r>
+      <w:r>
+        <w:t xml:space="preserve">Toda persona que utilice un documento del SGSI deberá verificar previamente que está consultando la versión vigente, accediendo al repositorio oficial.</w:t>
+      </w:r>
+    </w:p>
+    <w:p>
+      <w:pPr>
+        <w:pStyle w:val="BodyText"/>
+      </w:pPr>
+      <w:r>
+        <w:rPr>
+          <w:bCs/>
+          <w:b/>
+        </w:rPr>
+        <w:t xml:space="preserve">Paso 11.</w:t>
+      </w:r>
+      <w:r>
+        <w:t xml:space="preserve"> </w:t>
+      </w:r>
+      <w:r>
+        <w:t xml:space="preserve">Queda prohibido el uso de copias no controladas para fines operativos.</w:t>
+      </w:r>
+    </w:p>
+    <w:bookmarkEnd w:id="27"/>
+    <w:bookmarkStart w:id="28" w:name="X7a9e60b664b6e8ba3a226974ab81669ed80c1f4"/>
+    <w:p>
+      <w:pPr>
+        <w:pStyle w:val="Heading3"/>
+      </w:pPr>
+      <w:r>
+        <w:t xml:space="preserve">4.6 Modificación</w:t>
+      </w:r>
+    </w:p>
+    <w:p>
+      <w:pPr>
+        <w:pStyle w:val="FirstParagraph"/>
+      </w:pPr>
+      <w:r>
+        <w:rPr>
+          <w:bCs/>
+          <w:b/>
+        </w:rPr>
+        <w:t xml:space="preserve">Paso 12.</w:t>
+      </w:r>
+      <w:r>
+        <w:t xml:space="preserve"> </w:t>
+      </w:r>
+      <w:r>
+        <w:t xml:space="preserve">Las modificaciones de los documentos siguen el mismo flujo de elaboración, revisión y aprobación que la versión inicial, con incremento del número de versión.</w:t>
+      </w:r>
+    </w:p>
+    <w:p>
+      <w:pPr>
+        <w:pStyle w:val="BodyText"/>
+      </w:pPr>
+      <w:r>
+        <w:rPr>
+          <w:bCs/>
+          <w:b/>
+        </w:rPr>
+        <w:t xml:space="preserve">Paso 13.</w:t>
+      </w:r>
+      <w:r>
+        <w:t xml:space="preserve"> </w:t>
+      </w:r>
+      <w:r>
+        <w:t xml:space="preserve">Las modificaciones quedan registradas en la tabla de control de cambios del propio documento.</w:t>
+      </w:r>
+    </w:p>
+    <w:bookmarkEnd w:id="28"/>
+    <w:bookmarkStart w:id="29" w:name="X0bcb24f143715f9566780f9e2d9c66bf54cb25d"/>
+    <w:p>
+      <w:pPr>
+        <w:pStyle w:val="Heading3"/>
+      </w:pPr>
+      <w:r>
+        <w:t xml:space="preserve">4.7 Retirada y archivo</w:t>
+      </w:r>
+    </w:p>
+    <w:p>
+      <w:pPr>
+        <w:pStyle w:val="FirstParagraph"/>
+      </w:pPr>
+      <w:r>
+        <w:rPr>
+          <w:bCs/>
+          <w:b/>
+        </w:rPr>
+        <w:t xml:space="preserve">Paso 14.</w:t>
+      </w:r>
+      <w:r>
+        <w:t xml:space="preserve"> </w:t>
+      </w:r>
+      <w:r>
+        <w:t xml:space="preserve">Cuando una nueva versión sustituye a una anterior, esta última se marca como</w:t>
+      </w:r>
+      <w:r>
+        <w:t xml:space="preserve"> </w:t>
+      </w:r>
+      <w:r>
+        <w:rPr>
+          <w:bCs/>
+          <w:b/>
+        </w:rPr>
+        <w:t xml:space="preserve">OBSOLETA</w:t>
+      </w:r>
+      <w:r>
+        <w:t xml:space="preserve"> </w:t>
+      </w:r>
+      <w:r>
+        <w:t xml:space="preserve">y se traslada al</w:t>
+      </w:r>
+      <w:r>
+        <w:t xml:space="preserve"> </w:t>
+      </w:r>
+      <w:r>
+        <w:rPr>
+          <w:bCs/>
+          <w:b/>
+        </w:rPr>
+        <w:t xml:space="preserve">archivo histórico del SGSI</w:t>
+      </w:r>
+      <w:r>
+        <w:t xml:space="preserve">, manteniéndose accesible únicamente para fines de auditoría y consulta de antecedentes.</w:t>
+      </w:r>
+    </w:p>
+    <w:p>
+      <w:pPr>
+        <w:pStyle w:val="BodyText"/>
+      </w:pPr>
+      <w:r>
+        <w:rPr>
+          <w:bCs/>
+          <w:b/>
+        </w:rPr>
+        <w:t xml:space="preserve">Paso 15.</w:t>
+      </w:r>
+      <w:r>
+        <w:t xml:space="preserve"> </w:t>
+      </w:r>
+      <w:r>
+        <w:t xml:space="preserve">Las versiones obsoletas se conservan durante el plazo establecido en el apartado 6 del presente procedimiento.</w:t>
+      </w:r>
+    </w:p>
+    <w:bookmarkEnd w:id="29"/>
+    <w:bookmarkEnd w:id="30"/>
+    <w:bookmarkStart w:id="34" w:name="X9df8ada166f6b1bd2740f6eeccaba112aaf7fcb"/>
+    <w:p>
+      <w:pPr>
+        <w:pStyle w:val="Heading2"/>
+      </w:pPr>
+      <w:r>
+        <w:t xml:space="preserve">5. GESTIÓN DE REGISTROS</w:t>
+      </w:r>
+    </w:p>
+    <w:bookmarkStart w:id="31" w:name="Xc85a2ee08a29261fc414fa65bae2179b6db05be"/>
+    <w:p>
+      <w:pPr>
+        <w:pStyle w:val="Heading3"/>
+      </w:pPr>
+      <w:r>
+        <w:t xml:space="preserve">5.1 Identificación</w:t>
+      </w:r>
+    </w:p>
+    <w:p>
+      <w:pPr>
+        <w:pStyle w:val="FirstParagraph"/>
+      </w:pPr>
+      <w:r>
+        <w:t xml:space="preserve">Cada registro generado por la operación del SGSI se identifica mediante:</w:t>
       </w:r>
     </w:p>
     <w:p>
@@ -654,7 +1090,7 @@
         <w:pStyle w:val="Compact"/>
       </w:pPr>
       <w:r>
-        <w:t xml:space="preserve">Tabla de control de cambios.</w:t>
+        <w:t xml:space="preserve">Código del procedimiento que lo origina.</w:t>
       </w:r>
     </w:p>
     <w:p>
@@ -666,7 +1102,7 @@
         <w:pStyle w:val="Compact"/>
       </w:pPr>
       <w:r>
-        <w:t xml:space="preserve">Cuerpo del documento con numeración decimal estilo BOE.</w:t>
+        <w:t xml:space="preserve">Identificador del registro dentro del procedimiento.</w:t>
       </w:r>
     </w:p>
     <w:p>
@@ -678,17 +1114,40 @@
         <w:pStyle w:val="Compact"/>
       </w:pPr>
       <w:r>
-        <w:t xml:space="preserve">Pie con código, versión y página.</w:t>
-      </w:r>
-    </w:p>
-    <w:bookmarkEnd w:id="23"/>
-    <w:bookmarkStart w:id="24" w:name="revisión"/>
+        <w:t xml:space="preserve">Fecha de generación en formato AAAAMMDD.</w:t>
+      </w:r>
+    </w:p>
+    <w:p>
+      <w:pPr>
+        <w:pStyle w:val="FirstParagraph"/>
+      </w:pPr>
+      <w:r>
+        <w:t xml:space="preserve">Ejemplo:</w:t>
+      </w:r>
+      <w:r>
+        <w:t xml:space="preserve"> </w:t>
+      </w:r>
+      <w:r>
+        <w:rPr>
+          <w:rStyle w:val="VerbatimChar"/>
+        </w:rPr>
+        <w:t xml:space="preserve">{{ proyecto.codigo_documento_base }}-204-R01-20260612</w:t>
+      </w:r>
+      <w:r>
+        <w:t xml:space="preserve"> </w:t>
+      </w:r>
+      <w:r>
+        <w:t xml:space="preserve">para el primer registro generado el 12 de junio de 2026 por el procedimiento E-204.</w:t>
+      </w:r>
+    </w:p>
+    <w:bookmarkEnd w:id="31"/>
+    <w:bookmarkStart w:id="32" w:name="Xfe3f12e74cb0e9c3f2926f076768cf231a73884"/>
     <w:p>
       <w:pPr>
         <w:pStyle w:val="Heading3"/>
       </w:pPr>
       <w:r>
-        <w:t xml:space="preserve">4.2 Revisión</w:t>
+        <w:t xml:space="preserve">5.2 Almacenamiento</w:t>
       </w:r>
     </w:p>
     <w:p>
@@ -696,45 +1155,17 @@
         <w:pStyle w:val="FirstParagraph"/>
       </w:pPr>
       <w:r>
-        <w:rPr>
-          <w:bCs/>
-          <w:b/>
-        </w:rPr>
-        <w:t xml:space="preserve">Paso 3.</w:t>
-      </w:r>
-      <w:r>
-        <w:t xml:space="preserve"> </w:t>
-      </w:r>
-      <w:r>
-        <w:t xml:space="preserve">El borrador se somete a revisión por el Comité de Seguridad, que dispone de un plazo máximo de 15 días hábiles para emitir comentarios.</w:t>
-      </w:r>
-    </w:p>
-    <w:p>
-      <w:pPr>
-        <w:pStyle w:val="BodyText"/>
-      </w:pPr>
-      <w:r>
-        <w:rPr>
-          <w:bCs/>
-          <w:b/>
-        </w:rPr>
-        <w:t xml:space="preserve">Paso 4.</w:t>
-      </w:r>
-      <w:r>
-        <w:t xml:space="preserve"> </w:t>
-      </w:r>
-      <w:r>
-        <w:t xml:space="preserve">El Responsable de la Seguridad incorpora los comentarios procedentes y elabora la versión definitiva para aprobación.</w:t>
-      </w:r>
-    </w:p>
-    <w:bookmarkEnd w:id="24"/>
-    <w:bookmarkStart w:id="25" w:name="aprobación"/>
+        <w:t xml:space="preserve">Los registros se almacenarán en el repositorio documental del SGSI, en una estructura de carpetas organizada por procedimiento de origen y por año natural.</w:t>
+      </w:r>
+    </w:p>
+    <w:bookmarkEnd w:id="32"/>
+    <w:bookmarkStart w:id="33" w:name="Xa5a9b0a5e236492236d65fd201303537e2e33a3"/>
     <w:p>
       <w:pPr>
         <w:pStyle w:val="Heading3"/>
       </w:pPr>
       <w:r>
-        <w:t xml:space="preserve">4.3 Aprobación</w:t>
+        <w:t xml:space="preserve">5.3 Integridad</w:t>
       </w:r>
     </w:p>
     <w:p>
@@ -742,35 +1173,7 @@
         <w:pStyle w:val="FirstParagraph"/>
       </w:pPr>
       <w:r>
-        <w:rPr>
-          <w:bCs/>
-          <w:b/>
-        </w:rPr>
-        <w:t xml:space="preserve">Paso 5.</w:t>
-      </w:r>
-      <w:r>
-        <w:t xml:space="preserve"> </w:t>
-      </w:r>
-      <w:r>
-        <w:t xml:space="preserve">El documento se eleva al órgano aprobador correspondiente según la tabla del apartado 3.</w:t>
-      </w:r>
-    </w:p>
-    <w:p>
-      <w:pPr>
-        <w:pStyle w:val="BodyText"/>
-      </w:pPr>
-      <w:r>
-        <w:rPr>
-          <w:bCs/>
-          <w:b/>
-        </w:rPr>
-        <w:t xml:space="preserve">Paso 6.</w:t>
-      </w:r>
-      <w:r>
-        <w:t xml:space="preserve"> </w:t>
-      </w:r>
-      <w:r>
-        <w:t xml:space="preserve">La aprobación queda registrada mediante:</w:t>
+        <w:t xml:space="preserve">Los registros considerados críticos (actas de aprobación, informes de auditoría, evidencias de incidentes) se protegerán mediante:</w:t>
       </w:r>
     </w:p>
     <w:p>
@@ -782,7 +1185,7 @@
         <w:pStyle w:val="Compact"/>
       </w:pPr>
       <w:r>
-        <w:t xml:space="preserve">Acta firmada del órgano aprobador (cuando sea un órgano colegiado).</w:t>
+        <w:t xml:space="preserve">Cálculo y registro del hash SHA-256 al momento de su creación.</w:t>
       </w:r>
     </w:p>
     <w:p>
@@ -794,7 +1197,7 @@
         <w:pStyle w:val="Compact"/>
       </w:pPr>
       <w:r>
-        <w:t xml:space="preserve">Firma electrónica del aprobador (cuando sea individual).</w:t>
+        <w:t xml:space="preserve">Firma electrónica del responsable de su elaboración.</w:t>
       </w:r>
     </w:p>
     <w:p>
@@ -806,861 +1209,18 @@
         <w:pStyle w:val="Compact"/>
       </w:pPr>
       <w:r>
-        <w:t xml:space="preserve">Hash SHA-256 del documento aprobado registrado en el repositorio del SGSI.</w:t>
-      </w:r>
-    </w:p>
-    <w:bookmarkEnd w:id="25"/>
-    <w:bookmarkStart w:id="26" w:name="publicación-y-distribución"/>
-    <w:p>
-      <w:pPr>
-        <w:pStyle w:val="Heading3"/>
-      </w:pPr>
-      <w:r>
-        <w:t xml:space="preserve">4.4 Publicación y distribución</w:t>
-      </w:r>
-    </w:p>
-    <w:p>
-      <w:pPr>
-        <w:pStyle w:val="FirstParagraph"/>
-      </w:pPr>
-      <w:r>
-        <w:rPr>
-          <w:bCs/>
-          <w:b/>
-        </w:rPr>
-        <w:t xml:space="preserve">Paso 7.</w:t>
-      </w:r>
-      <w:r>
-        <w:t xml:space="preserve"> </w:t>
-      </w:r>
-      <w:r>
-        <w:t xml:space="preserve">Una vez aprobado, el documento se publica en el</w:t>
-      </w:r>
-      <w:r>
-        <w:t xml:space="preserve"> </w:t>
-      </w:r>
-      <w:r>
-        <w:rPr>
-          <w:bCs/>
-          <w:b/>
-        </w:rPr>
-        <w:t xml:space="preserve">repositorio documental del SGSI</w:t>
-      </w:r>
-      <w:r>
-        <w:t xml:space="preserve">, accesible al personal con necesidad de saber según su clasificación.</w:t>
-      </w:r>
-    </w:p>
-    <w:p>
-      <w:pPr>
-        <w:pStyle w:val="BodyText"/>
-      </w:pPr>
-      <w:r>
-        <w:rPr>
-          <w:bCs/>
-          <w:b/>
-        </w:rPr>
-        <w:t xml:space="preserve">Paso 8.</w:t>
-      </w:r>
-      <w:r>
-        <w:t xml:space="preserve"> </w:t>
-      </w:r>
-      <w:r>
-        <w:t xml:space="preserve">Se notifica la publicación a todas las personas afectadas por su contenido, con acuse de recibo cuando proceda.</w:t>
-      </w:r>
-    </w:p>
-    <w:p>
-      <w:pPr>
-        <w:pStyle w:val="BodyText"/>
-      </w:pPr>
-      <w:r>
-        <w:rPr>
-          <w:bCs/>
-          <w:b/>
-        </w:rPr>
-        <w:t xml:space="preserve">Paso 9.</w:t>
-      </w:r>
-      <w:r>
-        <w:t xml:space="preserve"> </w:t>
-      </w:r>
-      <w:r>
-        <w:t xml:space="preserve">Las versiones impresas controladas, si las hubiera, se distribuyen únicamente a los titulares autorizados, con número de copia identificado.</w:t>
-      </w:r>
-    </w:p>
-    <w:bookmarkEnd w:id="26"/>
-    <w:bookmarkStart w:id="27" w:name="consulta-y-uso"/>
-    <w:p>
-      <w:pPr>
-        <w:pStyle w:val="Heading3"/>
-      </w:pPr>
-      <w:r>
-        <w:t xml:space="preserve">4.5 Consulta y uso</w:t>
-      </w:r>
-    </w:p>
-    <w:p>
-      <w:pPr>
-        <w:pStyle w:val="FirstParagraph"/>
-      </w:pPr>
-      <w:r>
-        <w:rPr>
-          <w:bCs/>
-          <w:b/>
-        </w:rPr>
-        <w:t xml:space="preserve">Paso 10.</w:t>
-      </w:r>
-      <w:r>
-        <w:t xml:space="preserve"> </w:t>
-      </w:r>
-      <w:r>
-        <w:t xml:space="preserve">Toda persona que utilice un documento del SGSI deberá verificar previamente que está consultando la versión vigente, accediendo al repositorio oficial.</w:t>
-      </w:r>
-    </w:p>
-    <w:p>
-      <w:pPr>
-        <w:pStyle w:val="BodyText"/>
-      </w:pPr>
-      <w:r>
-        <w:rPr>
-          <w:bCs/>
-          <w:b/>
-        </w:rPr>
-        <w:t xml:space="preserve">Paso 11.</w:t>
-      </w:r>
-      <w:r>
-        <w:t xml:space="preserve"> </w:t>
-      </w:r>
-      <w:r>
-        <w:t xml:space="preserve">Queda prohibido el uso de copias no controladas para fines operativos.</w:t>
-      </w:r>
-    </w:p>
-    <w:bookmarkEnd w:id="27"/>
-    <w:bookmarkStart w:id="28" w:name="modificación"/>
-    <w:p>
-      <w:pPr>
-        <w:pStyle w:val="Heading3"/>
-      </w:pPr>
-      <w:r>
-        <w:t xml:space="preserve">4.6 Modificación</w:t>
-      </w:r>
-    </w:p>
-    <w:p>
-      <w:pPr>
-        <w:pStyle w:val="FirstParagraph"/>
-      </w:pPr>
-      <w:r>
-        <w:rPr>
-          <w:bCs/>
-          <w:b/>
-        </w:rPr>
-        <w:t xml:space="preserve">Paso 12.</w:t>
-      </w:r>
-      <w:r>
-        <w:t xml:space="preserve"> </w:t>
-      </w:r>
-      <w:r>
-        <w:t xml:space="preserve">Las modificaciones de los documentos siguen el mismo flujo de elaboración, revisión y aprobación que la versión inicial, con incremento del número de versión.</w:t>
-      </w:r>
-    </w:p>
-    <w:p>
-      <w:pPr>
-        <w:pStyle w:val="BodyText"/>
-      </w:pPr>
-      <w:r>
-        <w:rPr>
-          <w:bCs/>
-          <w:b/>
-        </w:rPr>
-        <w:t xml:space="preserve">Paso 13.</w:t>
-      </w:r>
-      <w:r>
-        <w:t xml:space="preserve"> </w:t>
-      </w:r>
-      <w:r>
-        <w:t xml:space="preserve">Las modificaciones quedan registradas en la tabla de control de cambios del propio documento.</w:t>
-      </w:r>
-    </w:p>
-    <w:bookmarkEnd w:id="28"/>
-    <w:bookmarkStart w:id="29" w:name="retirada-y-archivo"/>
-    <w:p>
-      <w:pPr>
-        <w:pStyle w:val="Heading3"/>
-      </w:pPr>
-      <w:r>
-        <w:t xml:space="preserve">4.7 Retirada y archivo</w:t>
-      </w:r>
-    </w:p>
-    <w:p>
-      <w:pPr>
-        <w:pStyle w:val="FirstParagraph"/>
-      </w:pPr>
-      <w:r>
-        <w:rPr>
-          <w:bCs/>
-          <w:b/>
-        </w:rPr>
-        <w:t xml:space="preserve">Paso 14.</w:t>
-      </w:r>
-      <w:r>
-        <w:t xml:space="preserve"> </w:t>
-      </w:r>
-      <w:r>
-        <w:t xml:space="preserve">Cuando una nueva versión sustituye a una anterior, esta última se marca como</w:t>
-      </w:r>
-      <w:r>
-        <w:t xml:space="preserve"> </w:t>
-      </w:r>
-      <w:r>
-        <w:rPr>
-          <w:bCs/>
-          <w:b/>
-        </w:rPr>
-        <w:t xml:space="preserve">OBSOLETA</w:t>
-      </w:r>
-      <w:r>
-        <w:t xml:space="preserve"> </w:t>
-      </w:r>
-      <w:r>
-        <w:t xml:space="preserve">y se traslada al</w:t>
-      </w:r>
-      <w:r>
-        <w:t xml:space="preserve"> </w:t>
-      </w:r>
-      <w:r>
-        <w:rPr>
-          <w:bCs/>
-          <w:b/>
-        </w:rPr>
-        <w:t xml:space="preserve">archivo histórico del SGSI</w:t>
-      </w:r>
-      <w:r>
-        <w:t xml:space="preserve">, manteniéndose accesible únicamente para fines de auditoría y consulta de antecedentes.</w:t>
-      </w:r>
-    </w:p>
-    <w:p>
-      <w:pPr>
-        <w:pStyle w:val="BodyText"/>
-      </w:pPr>
-      <w:r>
-        <w:rPr>
-          <w:bCs/>
-          <w:b/>
-        </w:rPr>
-        <w:t xml:space="preserve">Paso 15.</w:t>
-      </w:r>
-      <w:r>
-        <w:t xml:space="preserve"> </w:t>
-      </w:r>
-      <w:r>
-        <w:t xml:space="preserve">Las versiones obsoletas se conservan durante el plazo establecido en el apartado 6 del presente procedimiento.</w:t>
-      </w:r>
-    </w:p>
-    <w:bookmarkEnd w:id="29"/>
-    <w:bookmarkEnd w:id="30"/>
-    <w:bookmarkStart w:id="34" w:name="gestión-de-registros"/>
-    <w:p>
-      <w:pPr>
-        <w:pStyle w:val="Heading2"/>
-      </w:pPr>
-      <w:r>
-        <w:t xml:space="preserve">5. GESTIÓN DE REGISTROS</w:t>
-      </w:r>
-    </w:p>
-    <w:bookmarkStart w:id="31" w:name="identificación"/>
-    <w:p>
-      <w:pPr>
-        <w:pStyle w:val="Heading3"/>
-      </w:pPr>
-      <w:r>
-        <w:t xml:space="preserve">5.1 Identificación</w:t>
-      </w:r>
-    </w:p>
-    <w:p>
-      <w:pPr>
-        <w:pStyle w:val="FirstParagraph"/>
-      </w:pPr>
-      <w:r>
-        <w:t xml:space="preserve">Cada registro generado por la operación del SGSI se identifica mediante:</w:t>
-      </w:r>
-    </w:p>
-    <w:p>
-      <w:pPr>
-        <w:numPr>
-          <w:ilvl w:val="0"/>
-          <w:numId w:val="1005"/>
-        </w:numPr>
-        <w:pStyle w:val="Compact"/>
-      </w:pPr>
-      <w:r>
-        <w:t xml:space="preserve">Código del procedimiento que lo origina.</w:t>
-      </w:r>
-    </w:p>
-    <w:p>
-      <w:pPr>
-        <w:numPr>
-          <w:ilvl w:val="0"/>
-          <w:numId w:val="1005"/>
-        </w:numPr>
-        <w:pStyle w:val="Compact"/>
-      </w:pPr>
-      <w:r>
-        <w:t xml:space="preserve">Identificador del registro dentro del procedimiento.</w:t>
-      </w:r>
-    </w:p>
-    <w:p>
-      <w:pPr>
-        <w:numPr>
-          <w:ilvl w:val="0"/>
-          <w:numId w:val="1005"/>
-        </w:numPr>
-        <w:pStyle w:val="Compact"/>
-      </w:pPr>
-      <w:r>
-        <w:t xml:space="preserve">Fecha de generación en formato AAAAMMDD.</w:t>
-      </w:r>
-    </w:p>
-    <w:p>
-      <w:pPr>
-        <w:pStyle w:val="FirstParagraph"/>
-      </w:pPr>
-      <w:r>
-        <w:t xml:space="preserve">Ejemplo:</w:t>
-      </w:r>
-      <w:r>
-        <w:t xml:space="preserve"> </w:t>
-      </w:r>
-      <w:r>
-        <w:rPr>
-          <w:rStyle w:val="VerbatimChar"/>
-        </w:rPr>
-        <w:t xml:space="preserve">{{ proyecto.codigo_documento_base }}-204-R01-20260612</w:t>
-      </w:r>
-      <w:r>
-        <w:t xml:space="preserve"> </w:t>
-      </w:r>
-      <w:r>
-        <w:t xml:space="preserve">para el primer registro generado el 12 de junio de 2026 por el procedimiento E-204.</w:t>
-      </w:r>
-    </w:p>
-    <w:bookmarkEnd w:id="31"/>
-    <w:bookmarkStart w:id="32" w:name="almacenamiento"/>
-    <w:p>
-      <w:pPr>
-        <w:pStyle w:val="Heading3"/>
-      </w:pPr>
-      <w:r>
-        <w:t xml:space="preserve">5.2 Almacenamiento</w:t>
-      </w:r>
-    </w:p>
-    <w:p>
-      <w:pPr>
-        <w:pStyle w:val="FirstParagraph"/>
-      </w:pPr>
-      <w:r>
-        <w:t xml:space="preserve">Los registros se almacenarán en el repositorio documental del SGSI, en una estructura de carpetas organizada por procedimiento de origen y por año natural.</w:t>
-      </w:r>
-    </w:p>
-    <w:bookmarkEnd w:id="32"/>
-    <w:bookmarkStart w:id="33" w:name="integridad"/>
-    <w:p>
-      <w:pPr>
-        <w:pStyle w:val="Heading3"/>
-      </w:pPr>
-      <w:r>
-        <w:t xml:space="preserve">5.3 Integridad</w:t>
-      </w:r>
-    </w:p>
-    <w:p>
-      <w:pPr>
-        <w:pStyle w:val="FirstParagraph"/>
-      </w:pPr>
-      <w:r>
-        <w:t xml:space="preserve">Los registros considerados críticos (actas de aprobación, informes de auditoría, evidencias de incidentes) se protegerán mediante:</w:t>
-      </w:r>
-    </w:p>
-    <w:p>
-      <w:pPr>
-        <w:numPr>
-          <w:ilvl w:val="0"/>
-          <w:numId w:val="1006"/>
-        </w:numPr>
-        <w:pStyle w:val="Compact"/>
-      </w:pPr>
-      <w:r>
-        <w:t xml:space="preserve">Cálculo y registro del hash SHA-256 al momento de su creación.</w:t>
-      </w:r>
-    </w:p>
-    <w:p>
-      <w:pPr>
-        <w:numPr>
-          <w:ilvl w:val="0"/>
-          <w:numId w:val="1006"/>
-        </w:numPr>
-        <w:pStyle w:val="Compact"/>
-      </w:pPr>
-      <w:r>
-        <w:t xml:space="preserve">Firma electrónica del responsable de su elaboración.</w:t>
-      </w:r>
-    </w:p>
-    <w:p>
-      <w:pPr>
-        <w:numPr>
-          <w:ilvl w:val="0"/>
-          <w:numId w:val="1006"/>
-        </w:numPr>
-        <w:pStyle w:val="Compact"/>
-      </w:pPr>
-      <w:r>
         <w:t xml:space="preserve">Almacenamiento en soporte de solo lectura cuando proceda.</w:t>
       </w:r>
     </w:p>
     <w:bookmarkEnd w:id="33"/>
     <w:bookmarkEnd w:id="34"/>
-    <w:bookmarkStart w:id="35" w:name="periodos-de-conservación"/>
+    <w:bookmarkStart w:id="35" w:name="X3e7dd976af774a6e4543dfa98c2877f09bc1da9"/>
     <w:p>
       <w:pPr>
         <w:pStyle w:val="Heading2"/>
       </w:pPr>
       <w:r>
         <w:t xml:space="preserve">6. PERIODOS DE CONSERVACIÓN</w:t>
-      </w:r>
-    </w:p>
-    <w:tbl>
-      <w:tblPr>
-        <w:tblStyle w:val="Table"/>
-        <w:tblW w:type="pct" w:w="5000"/>
-        <w:tblLook w:firstRow="1" w:lastRow="0" w:firstColumn="0" w:lastColumn="0" w:noHBand="0" w:noVBand="0" w:val="0020"/>
-        <w:jc w:val="start"/>
-      </w:tblPr>
-      <w:tblGrid>
-        <w:gridCol w:w="3960"/>
-        <w:gridCol w:w="3960"/>
-      </w:tblGrid>
-      <w:tr>
-        <w:trPr>
-          <w:tblHeader w:val="true"/>
-        </w:trPr>
-        <w:tc>
-          <w:tcPr/>
-          <w:p>
-            <w:pPr>
-              <w:pStyle w:val="Compact"/>
-              <w:jc w:val="left"/>
-            </w:pPr>
-            <w:r>
-              <w:t xml:space="preserve">Tipo de información</w:t>
-            </w:r>
-          </w:p>
-        </w:tc>
-        <w:tc>
-          <w:tcPr/>
-          <w:p>
-            <w:pPr>
-              <w:pStyle w:val="Compact"/>
-              <w:jc w:val="left"/>
-            </w:pPr>
-            <w:r>
-              <w:t xml:space="preserve">Periodo mínimo de conservación</w:t>
-            </w:r>
-          </w:p>
-        </w:tc>
-      </w:tr>
-      <w:tr>
-        <w:tc>
-          <w:tcPr/>
-          <w:p>
-            <w:pPr>
-              <w:pStyle w:val="Compact"/>
-              <w:jc w:val="left"/>
-            </w:pPr>
-            <w:r>
-              <w:t xml:space="preserve">Documentación normativa vigente</w:t>
-            </w:r>
-          </w:p>
-        </w:tc>
-        <w:tc>
-          <w:tcPr/>
-          <w:p>
-            <w:pPr>
-              <w:pStyle w:val="Compact"/>
-              <w:jc w:val="left"/>
-            </w:pPr>
-            <w:r>
-              <w:t xml:space="preserve">Vida del SGSI</w:t>
-            </w:r>
-          </w:p>
-        </w:tc>
-      </w:tr>
-      <w:tr>
-        <w:tc>
-          <w:tcPr/>
-          <w:p>
-            <w:pPr>
-              <w:pStyle w:val="Compact"/>
-              <w:jc w:val="left"/>
-            </w:pPr>
-            <w:r>
-              <w:t xml:space="preserve">Versiones obsoletas de documentación normativa</w:t>
-            </w:r>
-          </w:p>
-        </w:tc>
-        <w:tc>
-          <w:tcPr/>
-          <w:p>
-            <w:pPr>
-              <w:pStyle w:val="Compact"/>
-              <w:jc w:val="left"/>
-            </w:pPr>
-            <w:r>
-              <w:t xml:space="preserve">5 años desde la sustitución</w:t>
-            </w:r>
-          </w:p>
-        </w:tc>
-      </w:tr>
-      <w:tr>
-        <w:tc>
-          <w:tcPr/>
-          <w:p>
-            <w:pPr>
-              <w:pStyle w:val="Compact"/>
-              <w:jc w:val="left"/>
-            </w:pPr>
-            <w:r>
-              <w:t xml:space="preserve">Actas del Comité de Seguridad</w:t>
-            </w:r>
-          </w:p>
-        </w:tc>
-        <w:tc>
-          <w:tcPr/>
-          <w:p>
-            <w:pPr>
-              <w:pStyle w:val="Compact"/>
-              <w:jc w:val="left"/>
-            </w:pPr>
-            <w:r>
-              <w:t xml:space="preserve">6 años</w:t>
-            </w:r>
-          </w:p>
-        </w:tc>
-      </w:tr>
-      <w:tr>
-        <w:tc>
-          <w:tcPr/>
-          <w:p>
-            <w:pPr>
-              <w:pStyle w:val="Compact"/>
-              <w:jc w:val="left"/>
-            </w:pPr>
-            <w:r>
-              <w:t xml:space="preserve">Informes de Análisis de Riesgos</w:t>
-            </w:r>
-          </w:p>
-        </w:tc>
-        <w:tc>
-          <w:tcPr/>
-          <w:p>
-            <w:pPr>
-              <w:pStyle w:val="Compact"/>
-              <w:jc w:val="left"/>
-            </w:pPr>
-            <w:r>
-              <w:t xml:space="preserve">5 años</w:t>
-            </w:r>
-          </w:p>
-        </w:tc>
-      </w:tr>
-      <w:tr>
-        <w:tc>
-          <w:tcPr/>
-          <w:p>
-            <w:pPr>
-              <w:pStyle w:val="Compact"/>
-              <w:jc w:val="left"/>
-            </w:pPr>
-            <w:r>
-              <w:t xml:space="preserve">Registros de incidentes</w:t>
-            </w:r>
-          </w:p>
-        </w:tc>
-        <w:tc>
-          <w:tcPr/>
-          <w:p>
-            <w:pPr>
-              <w:pStyle w:val="Compact"/>
-              <w:jc w:val="left"/>
-            </w:pPr>
-            <w:r>
-              <w:t xml:space="preserve">6 años (o el plazo de prescripción aplicable, si superior)</w:t>
-            </w:r>
-          </w:p>
-        </w:tc>
-      </w:tr>
-      <w:tr>
-        <w:tc>
-          <w:tcPr/>
-          <w:p>
-            <w:pPr>
-              <w:pStyle w:val="Compact"/>
-              <w:jc w:val="left"/>
-            </w:pPr>
-            <w:r>
-              <w:t xml:space="preserve">Registros de accesos y trazabilidad</w:t>
-            </w:r>
-          </w:p>
-        </w:tc>
-        <w:tc>
-          <w:tcPr/>
-          <w:p>
-            <w:pPr>
-              <w:pStyle w:val="Compact"/>
-              <w:jc w:val="left"/>
-            </w:pPr>
-            <w:r>
-              <w:t xml:space="preserve">2 años (3 años para sistemas de categoría ALTA)</w:t>
-            </w:r>
-          </w:p>
-        </w:tc>
-      </w:tr>
-      <w:tr>
-        <w:tc>
-          <w:tcPr/>
-          <w:p>
-            <w:pPr>
-              <w:pStyle w:val="Compact"/>
-              <w:jc w:val="left"/>
-            </w:pPr>
-            <w:r>
-              <w:t xml:space="preserve">Informes de auditoría interna</w:t>
-            </w:r>
-          </w:p>
-        </w:tc>
-        <w:tc>
-          <w:tcPr/>
-          <w:p>
-            <w:pPr>
-              <w:pStyle w:val="Compact"/>
-              <w:jc w:val="left"/>
-            </w:pPr>
-            <w:r>
-              <w:t xml:space="preserve">5 años</w:t>
-            </w:r>
-          </w:p>
-        </w:tc>
-      </w:tr>
-      <w:tr>
-        <w:tc>
-          <w:tcPr/>
-          <w:p>
-            <w:pPr>
-              <w:pStyle w:val="Compact"/>
-              <w:jc w:val="left"/>
-            </w:pPr>
-            <w:r>
-              <w:t xml:space="preserve">Informes de auditoría externa</w:t>
-            </w:r>
-          </w:p>
-        </w:tc>
-        <w:tc>
-          <w:tcPr/>
-          <w:p>
-            <w:pPr>
-              <w:pStyle w:val="Compact"/>
-              <w:jc w:val="left"/>
-            </w:pPr>
-            <w:r>
-              <w:t xml:space="preserve">6 años</w:t>
-            </w:r>
-          </w:p>
-        </w:tc>
-      </w:tr>
-      <w:tr>
-        <w:tc>
-          <w:tcPr/>
-          <w:p>
-            <w:pPr>
-              <w:pStyle w:val="Compact"/>
-              <w:jc w:val="left"/>
-            </w:pPr>
-            <w:r>
-              <w:t xml:space="preserve">Registros de formación y concienciación</w:t>
-            </w:r>
-          </w:p>
-        </w:tc>
-        <w:tc>
-          <w:tcPr/>
-          <w:p>
-            <w:pPr>
-              <w:pStyle w:val="Compact"/>
-              <w:jc w:val="left"/>
-            </w:pPr>
-            <w:r>
-              <w:t xml:space="preserve">Vida laboral del empleado + 4 años</w:t>
-            </w:r>
-          </w:p>
-        </w:tc>
-      </w:tr>
-    </w:tbl>
-    <w:bookmarkEnd w:id="35"/>
-    <w:bookmarkStart w:id="36" w:name="responsabilidades"/>
-    <w:p>
-      <w:pPr>
-        <w:pStyle w:val="Heading2"/>
-      </w:pPr>
-      <w:r>
-        <w:t xml:space="preserve">7. RESPONSABILIDADES</w:t>
-      </w:r>
-    </w:p>
-    <w:tbl>
-      <w:tblPr>
-        <w:tblStyle w:val="Table"/>
-        <w:tblW w:type="pct" w:w="5000"/>
-        <w:tblLook w:firstRow="1" w:lastRow="0" w:firstColumn="0" w:lastColumn="0" w:noHBand="0" w:noVBand="0" w:val="0020"/>
-        <w:jc w:val="start"/>
-      </w:tblPr>
-      <w:tblGrid>
-        <w:gridCol w:w="3960"/>
-        <w:gridCol w:w="3960"/>
-      </w:tblGrid>
-      <w:tr>
-        <w:trPr>
-          <w:tblHeader w:val="true"/>
-        </w:trPr>
-        <w:tc>
-          <w:tcPr/>
-          <w:p>
-            <w:pPr>
-              <w:pStyle w:val="Compact"/>
-              <w:jc w:val="left"/>
-            </w:pPr>
-            <w:r>
-              <w:t xml:space="preserve">Actividad</w:t>
-            </w:r>
-          </w:p>
-        </w:tc>
-        <w:tc>
-          <w:tcPr/>
-          <w:p>
-            <w:pPr>
-              <w:pStyle w:val="Compact"/>
-              <w:jc w:val="left"/>
-            </w:pPr>
-            <w:r>
-              <w:t xml:space="preserve">Responsable</w:t>
-            </w:r>
-          </w:p>
-        </w:tc>
-      </w:tr>
-      <w:tr>
-        <w:tc>
-          <w:tcPr/>
-          <w:p>
-            <w:pPr>
-              <w:pStyle w:val="Compact"/>
-              <w:jc w:val="left"/>
-            </w:pPr>
-            <w:r>
-              <w:t xml:space="preserve">Custodia del repositorio documental</w:t>
-            </w:r>
-          </w:p>
-        </w:tc>
-        <w:tc>
-          <w:tcPr/>
-          <w:p>
-            <w:pPr>
-              <w:pStyle w:val="Compact"/>
-              <w:jc w:val="left"/>
-            </w:pPr>
-            <w:r>
-              <w:t xml:space="preserve">Responsable de la Seguridad</w:t>
-            </w:r>
-          </w:p>
-        </w:tc>
-      </w:tr>
-      <w:tr>
-        <w:tc>
-          <w:tcPr/>
-          <w:p>
-            <w:pPr>
-              <w:pStyle w:val="Compact"/>
-              <w:jc w:val="left"/>
-            </w:pPr>
-            <w:r>
-              <w:t xml:space="preserve">Elaboración de documentos normativos</w:t>
-            </w:r>
-          </w:p>
-        </w:tc>
-        <w:tc>
-          <w:tcPr/>
-          <w:p>
-            <w:pPr>
-              <w:pStyle w:val="Compact"/>
-              <w:jc w:val="left"/>
-            </w:pPr>
-            <w:r>
-              <w:t xml:space="preserve">Responsable de la Seguridad</w:t>
-            </w:r>
-          </w:p>
-        </w:tc>
-      </w:tr>
-      <w:tr>
-        <w:tc>
-          <w:tcPr/>
-          <w:p>
-            <w:pPr>
-              <w:pStyle w:val="Compact"/>
-              <w:jc w:val="left"/>
-            </w:pPr>
-            <w:r>
-              <w:t xml:space="preserve">Conservación de registros operativos</w:t>
-            </w:r>
-          </w:p>
-        </w:tc>
-        <w:tc>
-          <w:tcPr/>
-          <w:p>
-            <w:pPr>
-              <w:pStyle w:val="Compact"/>
-              <w:jc w:val="left"/>
-            </w:pPr>
-            <w:r>
-              <w:t xml:space="preserve">Responsable del proceso que los origina</w:t>
-            </w:r>
-          </w:p>
-        </w:tc>
-      </w:tr>
-      <w:tr>
-        <w:tc>
-          <w:tcPr/>
-          <w:p>
-            <w:pPr>
-              <w:pStyle w:val="Compact"/>
-              <w:jc w:val="left"/>
-            </w:pPr>
-            <w:r>
-              <w:t xml:space="preserve">Verificación periódica del cumplimiento</w:t>
-            </w:r>
-          </w:p>
-        </w:tc>
-        <w:tc>
-          <w:tcPr/>
-          <w:p>
-            <w:pPr>
-              <w:pStyle w:val="Compact"/>
-              <w:jc w:val="left"/>
-            </w:pPr>
-            <w:r>
-              <w:t xml:space="preserve">Responsable de la Seguridad (semestral)</w:t>
-            </w:r>
-          </w:p>
-        </w:tc>
-      </w:tr>
-    </w:tbl>
-    <w:bookmarkEnd w:id="36"/>
-    <w:bookmarkStart w:id="37" w:name="indicadores"/>
-    <w:p>
-      <w:pPr>
-        <w:pStyle w:val="Heading2"/>
-      </w:pPr>
-      <w:r>
-        <w:t xml:space="preserve">8. INDICADORES</w:t>
       </w:r>
     </w:p>
     <w:tbl>
@@ -1686,6 +1246,446 @@
               <w:jc w:val="left"/>
             </w:pPr>
             <w:r>
+              <w:t xml:space="preserve">Tipo de información</w:t>
+            </w:r>
+          </w:p>
+        </w:tc>
+        <w:tc>
+          <w:tcPr/>
+          <w:p>
+            <w:pPr>
+              <w:pStyle w:val="Compact"/>
+              <w:jc w:val="left"/>
+            </w:pPr>
+            <w:r>
+              <w:t xml:space="preserve">Periodo mínimo de conservación</w:t>
+            </w:r>
+          </w:p>
+        </w:tc>
+      </w:tr>
+      <w:tr>
+        <w:tc>
+          <w:tcPr/>
+          <w:p>
+            <w:pPr>
+              <w:pStyle w:val="Compact"/>
+              <w:jc w:val="left"/>
+            </w:pPr>
+            <w:r>
+              <w:t xml:space="preserve">Documentación normativa vigente</w:t>
+            </w:r>
+          </w:p>
+        </w:tc>
+        <w:tc>
+          <w:tcPr/>
+          <w:p>
+            <w:pPr>
+              <w:pStyle w:val="Compact"/>
+              <w:jc w:val="left"/>
+            </w:pPr>
+            <w:r>
+              <w:t xml:space="preserve">Vida del SGSI</w:t>
+            </w:r>
+          </w:p>
+        </w:tc>
+      </w:tr>
+      <w:tr>
+        <w:tc>
+          <w:tcPr/>
+          <w:p>
+            <w:pPr>
+              <w:pStyle w:val="Compact"/>
+              <w:jc w:val="left"/>
+            </w:pPr>
+            <w:r>
+              <w:t xml:space="preserve">Versiones obsoletas de documentación normativa</w:t>
+            </w:r>
+          </w:p>
+        </w:tc>
+        <w:tc>
+          <w:tcPr/>
+          <w:p>
+            <w:pPr>
+              <w:pStyle w:val="Compact"/>
+              <w:jc w:val="left"/>
+            </w:pPr>
+            <w:r>
+              <w:t xml:space="preserve">5 años desde la sustitución</w:t>
+            </w:r>
+          </w:p>
+        </w:tc>
+      </w:tr>
+      <w:tr>
+        <w:tc>
+          <w:tcPr/>
+          <w:p>
+            <w:pPr>
+              <w:pStyle w:val="Compact"/>
+              <w:jc w:val="left"/>
+            </w:pPr>
+            <w:r>
+              <w:t xml:space="preserve">Actas del Comité de Seguridad</w:t>
+            </w:r>
+          </w:p>
+        </w:tc>
+        <w:tc>
+          <w:tcPr/>
+          <w:p>
+            <w:pPr>
+              <w:pStyle w:val="Compact"/>
+              <w:jc w:val="left"/>
+            </w:pPr>
+            <w:r>
+              <w:t xml:space="preserve">6 años</w:t>
+            </w:r>
+          </w:p>
+        </w:tc>
+      </w:tr>
+      <w:tr>
+        <w:tc>
+          <w:tcPr/>
+          <w:p>
+            <w:pPr>
+              <w:pStyle w:val="Compact"/>
+              <w:jc w:val="left"/>
+            </w:pPr>
+            <w:r>
+              <w:t xml:space="preserve">Informes de Análisis de Riesgos</w:t>
+            </w:r>
+          </w:p>
+        </w:tc>
+        <w:tc>
+          <w:tcPr/>
+          <w:p>
+            <w:pPr>
+              <w:pStyle w:val="Compact"/>
+              <w:jc w:val="left"/>
+            </w:pPr>
+            <w:r>
+              <w:t xml:space="preserve">5 años</w:t>
+            </w:r>
+          </w:p>
+        </w:tc>
+      </w:tr>
+      <w:tr>
+        <w:tc>
+          <w:tcPr/>
+          <w:p>
+            <w:pPr>
+              <w:pStyle w:val="Compact"/>
+              <w:jc w:val="left"/>
+            </w:pPr>
+            <w:r>
+              <w:t xml:space="preserve">Registros de incidentes</w:t>
+            </w:r>
+          </w:p>
+        </w:tc>
+        <w:tc>
+          <w:tcPr/>
+          <w:p>
+            <w:pPr>
+              <w:pStyle w:val="Compact"/>
+              <w:jc w:val="left"/>
+            </w:pPr>
+            <w:r>
+              <w:t xml:space="preserve">6 años (o el plazo de prescripción aplicable, si superior)</w:t>
+            </w:r>
+          </w:p>
+        </w:tc>
+      </w:tr>
+      <w:tr>
+        <w:tc>
+          <w:tcPr/>
+          <w:p>
+            <w:pPr>
+              <w:pStyle w:val="Compact"/>
+              <w:jc w:val="left"/>
+            </w:pPr>
+            <w:r>
+              <w:t xml:space="preserve">Registros de accesos y trazabilidad</w:t>
+            </w:r>
+          </w:p>
+        </w:tc>
+        <w:tc>
+          <w:tcPr/>
+          <w:p>
+            <w:pPr>
+              <w:pStyle w:val="Compact"/>
+              <w:jc w:val="left"/>
+            </w:pPr>
+            <w:r>
+              <w:t xml:space="preserve">2 años (3 años para sistemas de categoría ALTA)</w:t>
+            </w:r>
+          </w:p>
+        </w:tc>
+      </w:tr>
+      <w:tr>
+        <w:tc>
+          <w:tcPr/>
+          <w:p>
+            <w:pPr>
+              <w:pStyle w:val="Compact"/>
+              <w:jc w:val="left"/>
+            </w:pPr>
+            <w:r>
+              <w:t xml:space="preserve">Informes de auditoría interna</w:t>
+            </w:r>
+          </w:p>
+        </w:tc>
+        <w:tc>
+          <w:tcPr/>
+          <w:p>
+            <w:pPr>
+              <w:pStyle w:val="Compact"/>
+              <w:jc w:val="left"/>
+            </w:pPr>
+            <w:r>
+              <w:t xml:space="preserve">5 años</w:t>
+            </w:r>
+          </w:p>
+        </w:tc>
+      </w:tr>
+      <w:tr>
+        <w:tc>
+          <w:tcPr/>
+          <w:p>
+            <w:pPr>
+              <w:pStyle w:val="Compact"/>
+              <w:jc w:val="left"/>
+            </w:pPr>
+            <w:r>
+              <w:t xml:space="preserve">Informes de auditoría externa</w:t>
+            </w:r>
+          </w:p>
+        </w:tc>
+        <w:tc>
+          <w:tcPr/>
+          <w:p>
+            <w:pPr>
+              <w:pStyle w:val="Compact"/>
+              <w:jc w:val="left"/>
+            </w:pPr>
+            <w:r>
+              <w:t xml:space="preserve">6 años</w:t>
+            </w:r>
+          </w:p>
+        </w:tc>
+      </w:tr>
+      <w:tr>
+        <w:tc>
+          <w:tcPr/>
+          <w:p>
+            <w:pPr>
+              <w:pStyle w:val="Compact"/>
+              <w:jc w:val="left"/>
+            </w:pPr>
+            <w:r>
+              <w:t xml:space="preserve">Registros de formación y concienciación</w:t>
+            </w:r>
+          </w:p>
+        </w:tc>
+        <w:tc>
+          <w:tcPr/>
+          <w:p>
+            <w:pPr>
+              <w:pStyle w:val="Compact"/>
+              <w:jc w:val="left"/>
+            </w:pPr>
+            <w:r>
+              <w:t xml:space="preserve">Vida laboral del empleado + 4 años</w:t>
+            </w:r>
+          </w:p>
+        </w:tc>
+      </w:tr>
+    </w:tbl>
+    <w:bookmarkEnd w:id="35"/>
+    <w:bookmarkStart w:id="36" w:name="Xa06f0022f2a302a01ef2716b75f0ce0ad01dd73"/>
+    <w:p>
+      <w:pPr>
+        <w:pStyle w:val="Heading2"/>
+      </w:pPr>
+      <w:r>
+        <w:t xml:space="preserve">7. RESPONSABILIDADES</w:t>
+      </w:r>
+    </w:p>
+    <w:tbl>
+      <w:tblPr>
+        <w:tblStyle w:val="Table"/>
+        <w:tblW w:type="auto" w:w="0"/>
+        <w:tblLook w:firstRow="1" w:lastRow="0" w:firstColumn="0" w:lastColumn="0" w:noHBand="0" w:noVBand="0" w:val="0020"/>
+        <w:jc w:val="start"/>
+      </w:tblPr>
+      <w:tblGrid>
+        <w:gridCol w:w="3960"/>
+        <w:gridCol w:w="3960"/>
+      </w:tblGrid>
+      <w:tr>
+        <w:trPr>
+          <w:tblHeader w:val="true"/>
+        </w:trPr>
+        <w:tc>
+          <w:tcPr/>
+          <w:p>
+            <w:pPr>
+              <w:pStyle w:val="Compact"/>
+              <w:jc w:val="left"/>
+            </w:pPr>
+            <w:r>
+              <w:t xml:space="preserve">Actividad</w:t>
+            </w:r>
+          </w:p>
+        </w:tc>
+        <w:tc>
+          <w:tcPr/>
+          <w:p>
+            <w:pPr>
+              <w:pStyle w:val="Compact"/>
+              <w:jc w:val="left"/>
+            </w:pPr>
+            <w:r>
+              <w:t xml:space="preserve">Responsable</w:t>
+            </w:r>
+          </w:p>
+        </w:tc>
+      </w:tr>
+      <w:tr>
+        <w:tc>
+          <w:tcPr/>
+          <w:p>
+            <w:pPr>
+              <w:pStyle w:val="Compact"/>
+              <w:jc w:val="left"/>
+            </w:pPr>
+            <w:r>
+              <w:t xml:space="preserve">Custodia del repositorio documental</w:t>
+            </w:r>
+          </w:p>
+        </w:tc>
+        <w:tc>
+          <w:tcPr/>
+          <w:p>
+            <w:pPr>
+              <w:pStyle w:val="Compact"/>
+              <w:jc w:val="left"/>
+            </w:pPr>
+            <w:r>
+              <w:t xml:space="preserve">Responsable de la Seguridad</w:t>
+            </w:r>
+          </w:p>
+        </w:tc>
+      </w:tr>
+      <w:tr>
+        <w:tc>
+          <w:tcPr/>
+          <w:p>
+            <w:pPr>
+              <w:pStyle w:val="Compact"/>
+              <w:jc w:val="left"/>
+            </w:pPr>
+            <w:r>
+              <w:t xml:space="preserve">Elaboración de documentos normativos</w:t>
+            </w:r>
+          </w:p>
+        </w:tc>
+        <w:tc>
+          <w:tcPr/>
+          <w:p>
+            <w:pPr>
+              <w:pStyle w:val="Compact"/>
+              <w:jc w:val="left"/>
+            </w:pPr>
+            <w:r>
+              <w:t xml:space="preserve">Responsable de la Seguridad</w:t>
+            </w:r>
+          </w:p>
+        </w:tc>
+      </w:tr>
+      <w:tr>
+        <w:tc>
+          <w:tcPr/>
+          <w:p>
+            <w:pPr>
+              <w:pStyle w:val="Compact"/>
+              <w:jc w:val="left"/>
+            </w:pPr>
+            <w:r>
+              <w:t xml:space="preserve">Conservación de registros operativos</w:t>
+            </w:r>
+          </w:p>
+        </w:tc>
+        <w:tc>
+          <w:tcPr/>
+          <w:p>
+            <w:pPr>
+              <w:pStyle w:val="Compact"/>
+              <w:jc w:val="left"/>
+            </w:pPr>
+            <w:r>
+              <w:t xml:space="preserve">Responsable del proceso que los origina</w:t>
+            </w:r>
+          </w:p>
+        </w:tc>
+      </w:tr>
+      <w:tr>
+        <w:tc>
+          <w:tcPr/>
+          <w:p>
+            <w:pPr>
+              <w:pStyle w:val="Compact"/>
+              <w:jc w:val="left"/>
+            </w:pPr>
+            <w:r>
+              <w:t xml:space="preserve">Verificación periódica del cumplimiento</w:t>
+            </w:r>
+          </w:p>
+        </w:tc>
+        <w:tc>
+          <w:tcPr/>
+          <w:p>
+            <w:pPr>
+              <w:pStyle w:val="Compact"/>
+              <w:jc w:val="left"/>
+            </w:pPr>
+            <w:r>
+              <w:t xml:space="preserve">Responsable de la Seguridad (semestral)</w:t>
+            </w:r>
+          </w:p>
+        </w:tc>
+      </w:tr>
+    </w:tbl>
+    <w:bookmarkEnd w:id="36"/>
+    <w:bookmarkStart w:id="37" w:name="X776213e93715b62b579b0b25b383d0b604e5ad7"/>
+    <w:p>
+      <w:pPr>
+        <w:pStyle w:val="Heading2"/>
+      </w:pPr>
+      <w:r>
+        <w:t xml:space="preserve">8. INDICADORES</w:t>
+      </w:r>
+    </w:p>
+    <w:tbl>
+      <w:tblPr>
+        <w:tblStyle w:val="Table"/>
+        <w:tblW w:type="auto" w:w="0"/>
+        <w:tblLook w:firstRow="1" w:lastRow="0" w:firstColumn="0" w:lastColumn="0" w:noHBand="0" w:noVBand="0" w:val="0020"/>
+        <w:jc w:val="start"/>
+      </w:tblPr>
+      <w:tblGrid>
+        <w:gridCol w:w="3960"/>
+        <w:gridCol w:w="3960"/>
+      </w:tblGrid>
+      <w:tr>
+        <w:trPr>
+          <w:tblHeader w:val="true"/>
+        </w:trPr>
+        <w:tc>
+          <w:tcPr/>
+          <w:p>
+            <w:pPr>
+              <w:pStyle w:val="Compact"/>
+              <w:jc w:val="left"/>
+            </w:pPr>
+            <w:r>
               <w:t xml:space="preserve">Indicador</w:t>
             </w:r>
           </w:p>
@@ -1798,7 +1798,7 @@
           <w:bCs/>
           <w:b/>
         </w:rPr>
-        <w:t xml:space="preserve">Documento {{ proyecto.codigo_documento_base }}-203 — Versión {{ proyecto.version_actual }} — Clasificación: INTERNA</w:t>
+        <w:t xml:space="preserve">Documento {{ proyecto.codigo_documento_base }}-221 — Versión {{ proyecto.version_actual }} — Clasificación: INTERNA</w:t>
       </w:r>
     </w:p>
     <w:bookmarkEnd w:id="37"/>
@@ -2375,91 +2375,6 @@
       </w:pPr>
     </w:lvl>
   </w:abstractNum>
-  <w:abstractNum w:abstractNumId="99721">
-    <w:nsid w:val="A99721"/>
-    <w:multiLevelType w:val="multilevel"/>
-    <w:lvl w:ilvl="0">
-      <w:start w:val="1"/>
-      <w:numFmt w:val="lowerLetter"/>
-      <w:lvlText w:val="%1)"/>
-      <w:lvlJc w:val="left"/>
-      <w:pPr>
-        <w:ind w:left="720" w:hanging="480"/>
-      </w:pPr>
-    </w:lvl>
-    <w:lvl w:ilvl="1">
-      <w:start w:val="1"/>
-      <w:numFmt w:val="lowerLetter"/>
-      <w:lvlText w:val="%2)"/>
-      <w:lvlJc w:val="left"/>
-      <w:pPr>
-        <w:ind w:left="1440" w:hanging="480"/>
-      </w:pPr>
-    </w:lvl>
-    <w:lvl w:ilvl="2">
-      <w:start w:val="1"/>
-      <w:numFmt w:val="lowerLetter"/>
-      <w:lvlText w:val="%3)"/>
-      <w:lvlJc w:val="left"/>
-      <w:pPr>
-        <w:ind w:left="2160" w:hanging="480"/>
-      </w:pPr>
-    </w:lvl>
-    <w:lvl w:ilvl="3">
-      <w:start w:val="1"/>
-      <w:numFmt w:val="lowerLetter"/>
-      <w:lvlText w:val="%4)"/>
-      <w:lvlJc w:val="left"/>
-      <w:pPr>
-        <w:ind w:left="2880" w:hanging="480"/>
-      </w:pPr>
-    </w:lvl>
-    <w:lvl w:ilvl="4">
-      <w:start w:val="1"/>
-      <w:numFmt w:val="lowerLetter"/>
-      <w:lvlText w:val="%5)"/>
-      <w:lvlJc w:val="left"/>
-      <w:pPr>
-        <w:ind w:left="3600" w:hanging="480"/>
-      </w:pPr>
-    </w:lvl>
-    <w:lvl w:ilvl="5">
-      <w:start w:val="1"/>
-      <w:numFmt w:val="lowerLetter"/>
-      <w:lvlText w:val="%6)"/>
-      <w:lvlJc w:val="left"/>
-      <w:pPr>
-        <w:ind w:left="4320" w:hanging="480"/>
-      </w:pPr>
-    </w:lvl>
-    <w:lvl w:ilvl="6">
-      <w:start w:val="1"/>
-      <w:numFmt w:val="lowerLetter"/>
-      <w:lvlText w:val="%7)"/>
-      <w:lvlJc w:val="left"/>
-      <w:pPr>
-        <w:ind w:left="5040" w:hanging="480"/>
-      </w:pPr>
-    </w:lvl>
-    <w:lvl w:ilvl="7">
-      <w:start w:val="1"/>
-      <w:numFmt w:val="lowerLetter"/>
-      <w:lvlText w:val="%8)"/>
-      <w:lvlJc w:val="left"/>
-      <w:pPr>
-        <w:ind w:left="5760" w:hanging="480"/>
-      </w:pPr>
-    </w:lvl>
-    <w:lvl w:ilvl="8">
-      <w:start w:val="1"/>
-      <w:numFmt w:val="lowerLetter"/>
-      <w:lvlText w:val="%9)"/>
-      <w:lvlJc w:val="left"/>
-      <w:pPr>
-        <w:ind w:left="6480" w:hanging="480"/>
-      </w:pPr>
-    </w:lvl>
-  </w:abstractNum>
   <w:abstractNum w:abstractNumId="991">
     <w:nsid w:val="A991"/>
     <w:multiLevelType w:val="multilevel"/>
@@ -2540,75 +2455,15 @@
     <w:abstractNumId w:val="990"/>
   </w:num>
   <w:num w:numId="1001">
-    <w:abstractNumId w:val="99721"/>
-    <w:lvlOverride w:ilvl="0">
-      <w:startOverride w:val="1"/>
-    </w:lvlOverride>
-    <w:lvlOverride w:ilvl="1">
-      <w:startOverride w:val="1"/>
-    </w:lvlOverride>
-    <w:lvlOverride w:ilvl="2">
-      <w:startOverride w:val="1"/>
-    </w:lvlOverride>
-    <w:lvlOverride w:ilvl="3">
-      <w:startOverride w:val="1"/>
-    </w:lvlOverride>
-    <w:lvlOverride w:ilvl="4">
-      <w:startOverride w:val="1"/>
-    </w:lvlOverride>
-    <w:lvlOverride w:ilvl="5">
-      <w:startOverride w:val="1"/>
-    </w:lvlOverride>
-    <w:lvlOverride w:ilvl="6">
-      <w:startOverride w:val="1"/>
-    </w:lvlOverride>
-    <w:lvlOverride w:ilvl="7">
-      <w:startOverride w:val="1"/>
-    </w:lvlOverride>
-    <w:lvlOverride w:ilvl="8">
-      <w:startOverride w:val="1"/>
-    </w:lvlOverride>
+    <w:abstractNumId w:val="991"/>
   </w:num>
   <w:num w:numId="1002">
-    <w:abstractNumId w:val="99721"/>
-    <w:lvlOverride w:ilvl="0">
-      <w:startOverride w:val="1"/>
-    </w:lvlOverride>
-    <w:lvlOverride w:ilvl="1">
-      <w:startOverride w:val="1"/>
-    </w:lvlOverride>
-    <w:lvlOverride w:ilvl="2">
-      <w:startOverride w:val="1"/>
-    </w:lvlOverride>
-    <w:lvlOverride w:ilvl="3">
-      <w:startOverride w:val="1"/>
-    </w:lvlOverride>
-    <w:lvlOverride w:ilvl="4">
-      <w:startOverride w:val="1"/>
-    </w:lvlOverride>
-    <w:lvlOverride w:ilvl="5">
-      <w:startOverride w:val="1"/>
-    </w:lvlOverride>
-    <w:lvlOverride w:ilvl="6">
-      <w:startOverride w:val="1"/>
-    </w:lvlOverride>
-    <w:lvlOverride w:ilvl="7">
-      <w:startOverride w:val="1"/>
-    </w:lvlOverride>
-    <w:lvlOverride w:ilvl="8">
-      <w:startOverride w:val="1"/>
-    </w:lvlOverride>
+    <w:abstractNumId w:val="991"/>
   </w:num>
   <w:num w:numId="1003">
     <w:abstractNumId w:val="991"/>
   </w:num>
   <w:num w:numId="1004">
-    <w:abstractNumId w:val="991"/>
-  </w:num>
-  <w:num w:numId="1005">
-    <w:abstractNumId w:val="991"/>
-  </w:num>
-  <w:num w:numId="1006">
     <w:abstractNumId w:val="991"/>
   </w:num>
 </w:numbering>
